--- a/pr-preview/pr-259/model-validation-handout.docx
+++ b/pr-preview/pr-259/model-validation-handout.docx
@@ -15,7 +15,7 @@
         <w:pStyle w:val="Date"/>
       </w:pPr>
       <w:r>
-        <w:t xml:space="preserve">Last modified: 2026-10-16 11:04:45 (PDT)</w:t>
+        <w:t xml:space="preserve">Last modified: 2026-10-16 11:35:04 (PDT)</w:t>
       </w:r>
     </w:p>
     <w:bookmarkStart w:id="17" w:name="sec-data-sets"/>
@@ -13570,7 +13570,7 @@
         <w:t xml:space="preserve"> </w:t>
       </w:r>
       <w:r>
-        <w:t xml:space="preserve">is the</w:t>
+        <w:t xml:space="preserve">is the expected</w:t>
       </w:r>
       <w:r>
         <w:t xml:space="preserve"> </w:t>
@@ -13580,73 +13580,20 @@
           <w:rPr>
             <w:rStyle w:val="Hyperlink"/>
           </w:rPr>
-          <w:t xml:space="preserve">bias</w:t>
+          <w:t xml:space="preserve">estimation error</w:t>
         </w:r>
       </w:hyperlink>
       <w:r>
         <w:t xml:space="preserve"> </w:t>
       </w:r>
       <w:r>
-        <w:t xml:space="preserve">of</w:t>
-      </w:r>
-      <w:r>
-        <w:t xml:space="preserve"> </w:t>
-      </w:r>
-      <m:oMath>
-        <m:r>
-          <m:t>g</m:t>
-        </m:r>
-        <m:r>
-          <m:t>​</m:t>
-        </m:r>
-        <m:d>
-          <m:dPr>
-            <m:begChr m:val="("/>
-            <m:sepChr m:val=""/>
-            <m:endChr m:val=")"/>
-            <m:grow/>
-          </m:dPr>
-          <m:e>
-            <m:r>
-              <m:t>x</m:t>
-            </m:r>
-            <m:r>
-              <m:rPr>
-                <m:sty m:val="p"/>
-              </m:rPr>
-              <m:t>;</m:t>
-            </m:r>
-            <m:sSub>
-              <m:e>
-                <m:r>
-                  <m:rPr>
-                    <m:scr m:val="script"/>
-                    <m:sty m:val="p"/>
-                  </m:rPr>
-                  <m:t>D</m:t>
-                </m:r>
-              </m:e>
-              <m:sub>
-                <m:r>
-                  <m:rPr>
-                    <m:nor/>
-                    <m:sty m:val="p"/>
-                  </m:rPr>
-                  <m:t>train</m:t>
-                </m:r>
-              </m:sub>
-            </m:sSub>
-          </m:e>
-        </m:d>
-        <m:r>
-          <m:t>​</m:t>
-        </m:r>
-      </m:oMath>
-      <w:r>
-        <w:t xml:space="preserve"> </w:t>
-      </w:r>
-      <w:r>
-        <w:t xml:space="preserve">used as an</w:t>
+        <w:t xml:space="preserve">of the prediction</w:t>
+      </w:r>
+      <w:r>
+        <w:t xml:space="preserve"> </w:t>
+      </w:r>
+      <w:r>
+        <w:t xml:space="preserve">as an</w:t>
       </w:r>
       <w:r>
         <w:t xml:space="preserve"> </w:t>
@@ -13823,402 +13770,7 @@
             </m:dPr>
             <m:e>
               <m:r>
-                <m:t>g</m:t>
-              </m:r>
-              <m:r>
-                <m:t>​</m:t>
-              </m:r>
-              <m:d>
-                <m:dPr>
-                  <m:begChr m:val="("/>
-                  <m:sepChr m:val=""/>
-                  <m:endChr m:val=")"/>
-                  <m:grow/>
-                </m:dPr>
-                <m:e>
-                  <m:r>
-                    <m:t>x</m:t>
-                  </m:r>
-                  <m:r>
-                    <m:rPr>
-                      <m:sty m:val="p"/>
-                    </m:rPr>
-                    <m:t>;</m:t>
-                  </m:r>
-                  <m:sSub>
-                    <m:e>
-                      <m:r>
-                        <m:rPr>
-                          <m:scr m:val="script"/>
-                          <m:sty m:val="p"/>
-                        </m:rPr>
-                        <m:t>D</m:t>
-                      </m:r>
-                    </m:e>
-                    <m:sub>
-                      <m:r>
-                        <m:rPr>
-                          <m:nor/>
-                          <m:sty m:val="p"/>
-                        </m:rPr>
-                        <m:t>train</m:t>
-                      </m:r>
-                    </m:sub>
-                  </m:sSub>
-                </m:e>
-              </m:d>
-              <m:r>
-                <m:t>​</m:t>
-              </m:r>
-            </m:e>
-          </m:d>
-          <m:r>
-            <m:t>​</m:t>
-          </m:r>
-          <m:r>
-            <m:rPr>
-              <m:sty m:val="p"/>
-            </m:rPr>
-            <m:t>−</m:t>
-          </m:r>
-          <m:r>
-            <m:t>μ</m:t>
-          </m:r>
-          <m:r>
-            <m:t>​</m:t>
-          </m:r>
-          <m:d>
-            <m:dPr>
-              <m:begChr m:val="("/>
-              <m:sepChr m:val=""/>
-              <m:endChr m:val=")"/>
-              <m:grow/>
-            </m:dPr>
-            <m:e>
-              <m:r>
-                <m:t>x</m:t>
-              </m:r>
-            </m:e>
-          </m:d>
-          <m:r>
-            <m:t>​</m:t>
-          </m:r>
-          <m:r>
-            <m:rPr>
-              <m:sty m:val="p"/>
-            </m:rPr>
-            <m:t>,</m:t>
-          </m:r>
-          <m:r>
-            <m:t>  </m:t>
-          </m:r>
-          <m:r>
-            <m:rPr>
-              <m:sty m:val="p"/>
-            </m:rPr>
-            <m:t>(</m:t>
-          </m:r>
-          <m:r>
-            <m:t>18</m:t>
-          </m:r>
-          <m:r>
-            <m:rPr>
-              <m:sty m:val="p"/>
-            </m:rPr>
-            <m:t>)</m:t>
-          </m:r>
-        </m:oMath>
-      </m:oMathPara>
-      <w:bookmarkEnd w:id="80"/>
-    </w:p>
-    <w:p>
-      <w:pPr>
-        <w:pStyle w:val="FirstParagraph"/>
-      </w:pPr>
-      <w:r>
-        <w:t xml:space="preserve">which is the</w:t>
-      </w:r>
-      <w:r>
-        <w:t xml:space="preserve"> </w:t>
-      </w:r>
-      <w:hyperlink w:anchor="def-average-fit">
-        <w:r>
-          <w:rPr>
-            <w:rStyle w:val="Hyperlink"/>
-          </w:rPr>
-          <w:t xml:space="preserve">average fit</w:t>
-        </w:r>
-      </w:hyperlink>
-      <w:r>
-        <w:t xml:space="preserve"> </w:t>
-      </w:r>
-      <m:oMath>
-        <m:acc>
-          <m:accPr>
-            <m:chr m:val="‾"/>
-          </m:accPr>
-          <m:e>
-            <m:r>
-              <m:t>h</m:t>
-            </m:r>
-          </m:e>
-        </m:acc>
-        <m:r>
-          <m:t>​</m:t>
-        </m:r>
-        <m:d>
-          <m:dPr>
-            <m:begChr m:val="("/>
-            <m:sepChr m:val=""/>
-            <m:endChr m:val=")"/>
-            <m:grow/>
-          </m:dPr>
-          <m:e>
-            <m:r>
-              <m:t>x</m:t>
-            </m:r>
-          </m:e>
-        </m:d>
-        <m:r>
-          <m:t>​</m:t>
-        </m:r>
-      </m:oMath>
-      <w:r>
-        <w:t xml:space="preserve"> </w:t>
-      </w:r>
-      <w:r>
-        <w:t xml:space="preserve">minus</w:t>
-      </w:r>
-      <w:r>
-        <w:t xml:space="preserve"> </w:t>
-      </w:r>
-      <m:oMath>
-        <m:r>
-          <m:t>μ</m:t>
-        </m:r>
-        <m:r>
-          <m:t>​</m:t>
-        </m:r>
-        <m:d>
-          <m:dPr>
-            <m:begChr m:val="("/>
-            <m:sepChr m:val=""/>
-            <m:endChr m:val=")"/>
-            <m:grow/>
-          </m:dPr>
-          <m:e>
-            <m:r>
-              <m:t>x</m:t>
-            </m:r>
-          </m:e>
-        </m:d>
-        <m:r>
-          <m:t>​</m:t>
-        </m:r>
-      </m:oMath>
-      <w:r>
-        <w:t xml:space="preserve">.</w:t>
-      </w:r>
-    </w:p>
-    <w:bookmarkEnd w:id="81"/>
-    <w:p>
-      <w:pPr>
-        <w:pStyle w:val="BodyText"/>
-      </w:pPr>
-      <w:r>
-        <w:rPr>
-          <w:i/>
-          <w:iCs/>
-        </w:rPr>
-        <w:t xml:space="preserve">Remark</w:t>
-      </w:r>
-      <w:r>
-        <w:t xml:space="preserve">. </w:t>
-      </w:r>
-      <w:r>
-        <w:t xml:space="preserve">In expected prediction error decompositions</w:t>
-      </w:r>
-      <w:r>
-        <w:t xml:space="preserve"> </w:t>
-      </w:r>
-      <w:r>
-        <w:t xml:space="preserve">(James et al. 2021, sec. 2.2.2)</w:t>
-      </w:r>
-      <w:r>
-        <w:t xml:space="preserve">,</w:t>
-      </w:r>
-      <w:r>
-        <w:t xml:space="preserve"> </w:t>
-      </w:r>
-      <w:r>
-        <w:t xml:space="preserve">the bias reflects the error introduced by approximating a real-world relationship by a model.</w:t>
-      </w:r>
-    </w:p>
-    <w:bookmarkStart w:id="82" w:name="exm-prediction-bias"/>
-    <w:p>
-      <w:pPr>
-        <w:pStyle w:val="BodyText"/>
-      </w:pPr>
-      <w:r>
-        <w:rPr>
-          <w:b/>
-          <w:bCs/>
-        </w:rPr>
-        <w:t xml:space="preserve">Example 5 (Computing the bias of a prediction)</w:t>
-      </w:r>
-      <w:r>
-        <w:t xml:space="preserve"> </w:t>
-      </w:r>
-      <w:r>
-        <w:t xml:space="preserve">Suppose</w:t>
-      </w:r>
-      <w:r>
-        <w:t xml:space="preserve"> </w:t>
-      </w:r>
-      <m:oMath>
-        <m:r>
-          <m:t>μ</m:t>
-        </m:r>
-        <m:r>
-          <m:t>​</m:t>
-        </m:r>
-        <m:d>
-          <m:dPr>
-            <m:begChr m:val="("/>
-            <m:sepChr m:val=""/>
-            <m:endChr m:val=")"/>
-            <m:grow/>
-          </m:dPr>
-          <m:e>
-            <m:r>
-              <m:t>x</m:t>
-            </m:r>
-          </m:e>
-        </m:d>
-        <m:r>
-          <m:t>​</m:t>
-        </m:r>
-        <m:r>
-          <m:rPr>
-            <m:sty m:val="p"/>
-          </m:rPr>
-          <m:t>=</m:t>
-        </m:r>
-        <m:r>
-          <m:t>10</m:t>
-        </m:r>
-      </m:oMath>
-      <w:r>
-        <w:t xml:space="preserve">,</w:t>
-      </w:r>
-      <w:r>
-        <w:t xml:space="preserve"> </w:t>
-      </w:r>
-      <w:r>
-        <w:t xml:space="preserve">and the predictions</w:t>
-      </w:r>
-      <w:r>
-        <w:t xml:space="preserve"> </w:t>
-      </w:r>
-      <m:oMath>
-        <m:r>
-          <m:t>g</m:t>
-        </m:r>
-        <m:r>
-          <m:t>​</m:t>
-        </m:r>
-        <m:d>
-          <m:dPr>
-            <m:begChr m:val="("/>
-            <m:sepChr m:val=""/>
-            <m:endChr m:val=")"/>
-            <m:grow/>
-          </m:dPr>
-          <m:e>
-            <m:r>
-              <m:t>x</m:t>
-            </m:r>
-            <m:r>
-              <m:rPr>
-                <m:sty m:val="p"/>
-              </m:rPr>
-              <m:t>;</m:t>
-            </m:r>
-            <m:sSub>
-              <m:e>
-                <m:r>
-                  <m:rPr>
-                    <m:scr m:val="script"/>
-                    <m:sty m:val="p"/>
-                  </m:rPr>
-                  <m:t>D</m:t>
-                </m:r>
-              </m:e>
-              <m:sub>
-                <m:r>
-                  <m:rPr>
-                    <m:nor/>
-                    <m:sty m:val="p"/>
-                  </m:rPr>
-                  <m:t>train</m:t>
-                </m:r>
-              </m:sub>
-            </m:sSub>
-          </m:e>
-        </m:d>
-        <m:r>
-          <m:t>​</m:t>
-        </m:r>
-      </m:oMath>
-      <w:r>
-        <w:t xml:space="preserve">,</w:t>
-      </w:r>
-      <w:r>
-        <w:t xml:space="preserve"> </w:t>
-      </w:r>
-      <w:r>
-        <w:t xml:space="preserve">over repeated training sets,</w:t>
-      </w:r>
-      <w:r>
-        <w:t xml:space="preserve"> </w:t>
-      </w:r>
-      <w:r>
-        <w:t xml:space="preserve">average</w:t>
-      </w:r>
-      <w:r>
-        <w:t xml:space="preserve"> </w:t>
-      </w:r>
-      <m:oMath>
-        <m:r>
-          <m:t>11</m:t>
-        </m:r>
-      </m:oMath>
-      <w:r>
-        <w:t xml:space="preserve">.</w:t>
-      </w:r>
-      <w:r>
-        <w:t xml:space="preserve"> </w:t>
-      </w:r>
-      <w:r>
-        <w:t xml:space="preserve">Then</w:t>
-      </w:r>
-    </w:p>
-    <w:p>
-      <w:pPr>
-        <w:pStyle w:val="BodyText"/>
-      </w:pPr>
-      <m:oMathPara>
-        <m:oMathParaPr>
-          <m:jc m:val="center"/>
-        </m:oMathParaPr>
-        <m:oMath>
-          <m:eqArr>
-            <m:e>
-              <m:r>
-                <m:rPr>
-                  <m:sty m:val="p"/>
-                </m:rPr>
-                <m:t>Bias</m:t>
+                <m:t>ε</m:t>
               </m:r>
               <m:r>
                 <m:t>​</m:t>
@@ -14284,6 +13836,512 @@
               <m:r>
                 <m:t>​</m:t>
               </m:r>
+            </m:e>
+          </m:d>
+          <m:r>
+            <m:t>​</m:t>
+          </m:r>
+          <m:r>
+            <m:rPr>
+              <m:sty m:val="p"/>
+            </m:rPr>
+            <m:t>.</m:t>
+          </m:r>
+          <m:r>
+            <m:t>  </m:t>
+          </m:r>
+          <m:r>
+            <m:rPr>
+              <m:sty m:val="p"/>
+            </m:rPr>
+            <m:t>(</m:t>
+          </m:r>
+          <m:r>
+            <m:t>18</m:t>
+          </m:r>
+          <m:r>
+            <m:rPr>
+              <m:sty m:val="p"/>
+            </m:rPr>
+            <m:t>)</m:t>
+          </m:r>
+        </m:oMath>
+      </m:oMathPara>
+      <w:bookmarkEnd w:id="80"/>
+    </w:p>
+    <w:bookmarkEnd w:id="81"/>
+    <w:p>
+      <w:pPr>
+        <w:pStyle w:val="FirstParagraph"/>
+      </w:pPr>
+      <w:r>
+        <w:rPr>
+          <w:i/>
+          <w:iCs/>
+        </w:rPr>
+        <w:t xml:space="preserve">Remark</w:t>
+      </w:r>
+      <w:r>
+        <w:t xml:space="preserve">. </w:t>
+      </w:r>
+      <w:r>
+        <w:t xml:space="preserve">In expected prediction error decompositions</w:t>
+      </w:r>
+      <w:r>
+        <w:t xml:space="preserve"> </w:t>
+      </w:r>
+      <w:r>
+        <w:t xml:space="preserve">(James et al. 2021, sec. 2.2.2)</w:t>
+      </w:r>
+      <w:r>
+        <w:t xml:space="preserve">,</w:t>
+      </w:r>
+      <w:r>
+        <w:t xml:space="preserve"> </w:t>
+      </w:r>
+      <w:r>
+        <w:t xml:space="preserve">the bias reflects the error introduced by approximating a real-world relationship by a model.</w:t>
+      </w:r>
+    </w:p>
+    <w:bookmarkStart w:id="82" w:name="exm-prediction-bias"/>
+    <w:p>
+      <w:pPr>
+        <w:pStyle w:val="BodyText"/>
+      </w:pPr>
+      <w:r>
+        <w:rPr>
+          <w:b/>
+          <w:bCs/>
+        </w:rPr>
+        <w:t xml:space="preserve">Example 5 (Computing the bias of a prediction)</w:t>
+      </w:r>
+      <w:r>
+        <w:t xml:space="preserve"> </w:t>
+      </w:r>
+      <w:r>
+        <w:t xml:space="preserve">Suppose</w:t>
+      </w:r>
+      <w:r>
+        <w:t xml:space="preserve"> </w:t>
+      </w:r>
+      <m:oMath>
+        <m:r>
+          <m:t>μ</m:t>
+        </m:r>
+        <m:r>
+          <m:t>​</m:t>
+        </m:r>
+        <m:d>
+          <m:dPr>
+            <m:begChr m:val="("/>
+            <m:sepChr m:val=""/>
+            <m:endChr m:val=")"/>
+            <m:grow/>
+          </m:dPr>
+          <m:e>
+            <m:r>
+              <m:t>x</m:t>
+            </m:r>
+          </m:e>
+        </m:d>
+        <m:r>
+          <m:t>​</m:t>
+        </m:r>
+        <m:r>
+          <m:rPr>
+            <m:sty m:val="p"/>
+          </m:rPr>
+          <m:t>=</m:t>
+        </m:r>
+        <m:r>
+          <m:t>10</m:t>
+        </m:r>
+      </m:oMath>
+      <w:r>
+        <w:t xml:space="preserve">,</w:t>
+      </w:r>
+      <w:r>
+        <w:t xml:space="preserve"> </w:t>
+      </w:r>
+      <w:r>
+        <w:t xml:space="preserve">and the predictions</w:t>
+      </w:r>
+      <w:r>
+        <w:t xml:space="preserve"> </w:t>
+      </w:r>
+      <m:oMath>
+        <m:r>
+          <m:t>g</m:t>
+        </m:r>
+        <m:r>
+          <m:t>​</m:t>
+        </m:r>
+        <m:d>
+          <m:dPr>
+            <m:begChr m:val="("/>
+            <m:sepChr m:val=""/>
+            <m:endChr m:val=")"/>
+            <m:grow/>
+          </m:dPr>
+          <m:e>
+            <m:r>
+              <m:t>x</m:t>
+            </m:r>
+            <m:r>
+              <m:rPr>
+                <m:sty m:val="p"/>
+              </m:rPr>
+              <m:t>;</m:t>
+            </m:r>
+            <m:sSub>
+              <m:e>
+                <m:r>
+                  <m:rPr>
+                    <m:scr m:val="script"/>
+                    <m:sty m:val="p"/>
+                  </m:rPr>
+                  <m:t>D</m:t>
+                </m:r>
+              </m:e>
+              <m:sub>
+                <m:r>
+                  <m:rPr>
+                    <m:nor/>
+                    <m:sty m:val="p"/>
+                  </m:rPr>
+                  <m:t>train</m:t>
+                </m:r>
+              </m:sub>
+            </m:sSub>
+          </m:e>
+        </m:d>
+        <m:r>
+          <m:t>​</m:t>
+        </m:r>
+      </m:oMath>
+      <w:r>
+        <w:t xml:space="preserve">,</w:t>
+      </w:r>
+      <w:r>
+        <w:t xml:space="preserve"> </w:t>
+      </w:r>
+      <w:r>
+        <w:t xml:space="preserve">over repeated training sets,</w:t>
+      </w:r>
+      <w:r>
+        <w:t xml:space="preserve"> </w:t>
+      </w:r>
+      <w:r>
+        <w:t xml:space="preserve">average</w:t>
+      </w:r>
+      <w:r>
+        <w:t xml:space="preserve"> </w:t>
+      </w:r>
+      <m:oMath>
+        <m:r>
+          <m:t>11</m:t>
+        </m:r>
+      </m:oMath>
+      <w:r>
+        <w:t xml:space="preserve">.</w:t>
+      </w:r>
+      <w:r>
+        <w:t xml:space="preserve"> </w:t>
+      </w:r>
+      <w:r>
+        <w:t xml:space="preserve">Then</w:t>
+      </w:r>
+    </w:p>
+    <w:p>
+      <w:pPr>
+        <w:pStyle w:val="BodyText"/>
+      </w:pPr>
+      <m:oMathPara>
+        <m:oMathParaPr>
+          <m:jc m:val="center"/>
+        </m:oMathParaPr>
+        <m:oMath>
+          <m:eqArr>
+            <m:e>
+              <m:r>
+                <m:rPr>
+                  <m:sty m:val="p"/>
+                </m:rPr>
+                <m:t>Bias</m:t>
+              </m:r>
+              <m:r>
+                <m:t>​</m:t>
+              </m:r>
+              <m:d>
+                <m:dPr>
+                  <m:begChr m:val="("/>
+                  <m:sepChr m:val=""/>
+                  <m:endChr m:val=")"/>
+                  <m:grow/>
+                </m:dPr>
+                <m:e>
+                  <m:r>
+                    <m:t>g</m:t>
+                  </m:r>
+                  <m:r>
+                    <m:t>​</m:t>
+                  </m:r>
+                  <m:d>
+                    <m:dPr>
+                      <m:begChr m:val="("/>
+                      <m:sepChr m:val=""/>
+                      <m:endChr m:val=")"/>
+                      <m:grow/>
+                    </m:dPr>
+                    <m:e>
+                      <m:r>
+                        <m:t>x</m:t>
+                      </m:r>
+                      <m:r>
+                        <m:rPr>
+                          <m:sty m:val="p"/>
+                        </m:rPr>
+                        <m:t>;</m:t>
+                      </m:r>
+                      <m:sSub>
+                        <m:e>
+                          <m:r>
+                            <m:rPr>
+                              <m:scr m:val="script"/>
+                              <m:sty m:val="p"/>
+                            </m:rPr>
+                            <m:t>D</m:t>
+                          </m:r>
+                        </m:e>
+                        <m:sub>
+                          <m:r>
+                            <m:rPr>
+                              <m:nor/>
+                              <m:sty m:val="p"/>
+                            </m:rPr>
+                            <m:t>train</m:t>
+                          </m:r>
+                        </m:sub>
+                      </m:sSub>
+                    </m:e>
+                  </m:d>
+                  <m:r>
+                    <m:t>​</m:t>
+                  </m:r>
+                </m:e>
+              </m:d>
+              <m:r>
+                <m:t>​</m:t>
+              </m:r>
+              <m:r>
+                <m:t>&amp;</m:t>
+              </m:r>
+              <m:r>
+                <m:rPr>
+                  <m:sty m:val="p"/>
+                </m:rPr>
+                <m:t>=</m:t>
+              </m:r>
+              <m:r>
+                <m:rPr>
+                  <m:sty m:val="p"/>
+                </m:rPr>
+                <m:t>E</m:t>
+              </m:r>
+              <m:r>
+                <m:t>​</m:t>
+              </m:r>
+              <m:d>
+                <m:dPr>
+                  <m:begChr m:val="["/>
+                  <m:sepChr m:val=""/>
+                  <m:endChr m:val="]"/>
+                  <m:grow/>
+                </m:dPr>
+                <m:e>
+                  <m:r>
+                    <m:t>ε</m:t>
+                  </m:r>
+                  <m:r>
+                    <m:t>​</m:t>
+                  </m:r>
+                  <m:d>
+                    <m:dPr>
+                      <m:begChr m:val="("/>
+                      <m:sepChr m:val=""/>
+                      <m:endChr m:val=")"/>
+                      <m:grow/>
+                    </m:dPr>
+                    <m:e>
+                      <m:r>
+                        <m:t>g</m:t>
+                      </m:r>
+                      <m:r>
+                        <m:t>​</m:t>
+                      </m:r>
+                      <m:d>
+                        <m:dPr>
+                          <m:begChr m:val="("/>
+                          <m:sepChr m:val=""/>
+                          <m:endChr m:val=")"/>
+                          <m:grow/>
+                        </m:dPr>
+                        <m:e>
+                          <m:r>
+                            <m:t>x</m:t>
+                          </m:r>
+                          <m:r>
+                            <m:rPr>
+                              <m:sty m:val="p"/>
+                            </m:rPr>
+                            <m:t>;</m:t>
+                          </m:r>
+                          <m:sSub>
+                            <m:e>
+                              <m:r>
+                                <m:rPr>
+                                  <m:scr m:val="script"/>
+                                  <m:sty m:val="p"/>
+                                </m:rPr>
+                                <m:t>D</m:t>
+                              </m:r>
+                            </m:e>
+                            <m:sub>
+                              <m:r>
+                                <m:rPr>
+                                  <m:nor/>
+                                  <m:sty m:val="p"/>
+                                </m:rPr>
+                                <m:t>train</m:t>
+                              </m:r>
+                            </m:sub>
+                          </m:sSub>
+                        </m:e>
+                      </m:d>
+                      <m:r>
+                        <m:t>​</m:t>
+                      </m:r>
+                    </m:e>
+                  </m:d>
+                  <m:r>
+                    <m:t>​</m:t>
+                  </m:r>
+                </m:e>
+              </m:d>
+              <m:r>
+                <m:t>​</m:t>
+              </m:r>
+            </m:e>
+            <m:e>
+              <m:r>
+                <m:t>&amp;</m:t>
+              </m:r>
+              <m:r>
+                <m:rPr>
+                  <m:sty m:val="p"/>
+                </m:rPr>
+                <m:t>=</m:t>
+              </m:r>
+              <m:r>
+                <m:rPr>
+                  <m:sty m:val="p"/>
+                </m:rPr>
+                <m:t>E</m:t>
+              </m:r>
+              <m:r>
+                <m:t>​</m:t>
+              </m:r>
+              <m:d>
+                <m:dPr>
+                  <m:begChr m:val="["/>
+                  <m:sepChr m:val=""/>
+                  <m:endChr m:val="]"/>
+                  <m:grow/>
+                </m:dPr>
+                <m:e>
+                  <m:r>
+                    <m:t>g</m:t>
+                  </m:r>
+                  <m:r>
+                    <m:t>​</m:t>
+                  </m:r>
+                  <m:d>
+                    <m:dPr>
+                      <m:begChr m:val="("/>
+                      <m:sepChr m:val=""/>
+                      <m:endChr m:val=")"/>
+                      <m:grow/>
+                    </m:dPr>
+                    <m:e>
+                      <m:r>
+                        <m:t>x</m:t>
+                      </m:r>
+                      <m:r>
+                        <m:rPr>
+                          <m:sty m:val="p"/>
+                        </m:rPr>
+                        <m:t>;</m:t>
+                      </m:r>
+                      <m:sSub>
+                        <m:e>
+                          <m:r>
+                            <m:rPr>
+                              <m:scr m:val="script"/>
+                              <m:sty m:val="p"/>
+                            </m:rPr>
+                            <m:t>D</m:t>
+                          </m:r>
+                        </m:e>
+                        <m:sub>
+                          <m:r>
+                            <m:rPr>
+                              <m:nor/>
+                              <m:sty m:val="p"/>
+                            </m:rPr>
+                            <m:t>train</m:t>
+                          </m:r>
+                        </m:sub>
+                      </m:sSub>
+                    </m:e>
+                  </m:d>
+                  <m:r>
+                    <m:t>​</m:t>
+                  </m:r>
+                </m:e>
+              </m:d>
+              <m:r>
+                <m:t>​</m:t>
+              </m:r>
+              <m:r>
+                <m:rPr>
+                  <m:sty m:val="p"/>
+                </m:rPr>
+                <m:t>−</m:t>
+              </m:r>
+              <m:r>
+                <m:t>μ</m:t>
+              </m:r>
+              <m:r>
+                <m:t>​</m:t>
+              </m:r>
+              <m:d>
+                <m:dPr>
+                  <m:begChr m:val="("/>
+                  <m:sepChr m:val=""/>
+                  <m:endChr m:val=")"/>
+                  <m:grow/>
+                </m:dPr>
+                <m:e>
+                  <m:r>
+                    <m:t>x</m:t>
+                  </m:r>
+                </m:e>
+              </m:d>
+              <m:r>
+                <m:t>​</m:t>
+              </m:r>
+            </m:e>
+            <m:e>
               <m:r>
                 <m:t>&amp;</m:t>
               </m:r>

--- a/pr-preview/pr-259/model-validation-handout.docx
+++ b/pr-preview/pr-259/model-validation-handout.docx
@@ -15,7 +15,7 @@
         <w:pStyle w:val="Date"/>
       </w:pPr>
       <w:r>
-        <w:t xml:space="preserve">Last modified: 2026-10-16 11:35:04 (PDT)</w:t>
+        <w:t xml:space="preserve">Last modified: 2026-10-16 16:13:17 (PDT)</w:t>
       </w:r>
     </w:p>
     <w:bookmarkStart w:id="17" w:name="sec-data-sets"/>
@@ -16055,7 +16055,13 @@
         <w:t xml:space="preserve">. </w:t>
       </w:r>
       <w:r>
-        <w:t xml:space="preserve">Write the prediction error as noise plus the error of the prediction, used as an</w:t>
+        <w:t xml:space="preserve">Write the prediction error as noise plus the error of the prediction,</w:t>
+      </w:r>
+      <w:r>
+        <w:t xml:space="preserve"> </w:t>
+      </w:r>
+      <w:r>
+        <w:t xml:space="preserve">used as an</w:t>
       </w:r>
       <w:r>
         <w:t xml:space="preserve"> </w:t>
@@ -18716,7 +18722,13 @@
         <w:t xml:space="preserve"> </w:t>
       </w:r>
       <w:r>
-        <w:t xml:space="preserve">Without the zero mean, independence alone would leave</w:t>
+        <w:t xml:space="preserve">Without the zero mean,</w:t>
+      </w:r>
+      <w:r>
+        <w:t xml:space="preserve"> </w:t>
+      </w:r>
+      <w:r>
+        <w:t xml:space="preserve">independence alone would leave</w:t>
       </w:r>
       <w:r>
         <w:t xml:space="preserve"> </w:t>
@@ -18861,7 +18873,13 @@
         </m:r>
       </m:oMath>
       <w:r>
-        <w:t xml:space="preserve">, which need not be zero.</w:t>
+        <w:t xml:space="preserve">,</w:t>
+      </w:r>
+      <w:r>
+        <w:t xml:space="preserve"> </w:t>
+      </w:r>
+      <w:r>
+        <w:t xml:space="preserve">which need not be zero.</w:t>
       </w:r>
       <w:r>
         <w:t xml:space="preserve"> </w:t>
@@ -23586,7 +23604,13 @@
         </w:r>
       </w:hyperlink>
       <w:r>
-        <w:t xml:space="preserve">, the expected squared prediction error is the noise variance plus the pMSE of the prediction, used as an</w:t>
+        <w:t xml:space="preserve">, the expected squared prediction error is the noise variance plus the pMSE of the prediction,</w:t>
+      </w:r>
+      <w:r>
+        <w:t xml:space="preserve"> </w:t>
+      </w:r>
+      <w:r>
+        <w:t xml:space="preserve">used as an</w:t>
       </w:r>
       <w:r>
         <w:t xml:space="preserve"> </w:t>
@@ -25873,7 +25897,13 @@
         <w:t xml:space="preserve"> </w:t>
       </w:r>
       <w:r>
-        <w:t xml:space="preserve">of the prediction, used as an</w:t>
+        <w:t xml:space="preserve">of the prediction,</w:t>
+      </w:r>
+      <w:r>
+        <w:t xml:space="preserve"> </w:t>
+      </w:r>
+      <w:r>
+        <w:t xml:space="preserve">used as an</w:t>
       </w:r>
       <w:r>
         <w:t xml:space="preserve"> </w:t>
@@ -25920,7 +25950,13 @@
         </m:r>
       </m:oMath>
       <w:r>
-        <w:t xml:space="preserve">, does not rise</w:t>
+        <w:t xml:space="preserve">,</w:t>
+      </w:r>
+      <w:r>
+        <w:t xml:space="preserve"> </w:t>
+      </w:r>
+      <w:r>
+        <w:t xml:space="preserve">does not rise</w:t>
       </w:r>
       <w:r>
         <w:t xml:space="preserve"> </w:t>
@@ -60667,7 +60703,7 @@
         <w:rPr>
           <w:rStyle w:val="CommentTok"/>
         </w:rPr>
-        <w:t xml:space="preserve">#&gt;    8.88178e-15    2.00000e+00</w:t>
+        <w:t xml:space="preserve">#&gt;    7.10543e-15    2.00000e+00</w:t>
       </w:r>
     </w:p>
     <w:p>
@@ -60675,7 +60711,7 @@
         <w:pStyle w:val="FirstParagraph"/>
       </w:pPr>
       <w:r>
-        <w:t xml:space="preserve">The two columns differ by at most 8.9e-15,</w:t>
+        <w:t xml:space="preserve">The two columns differ by at most 7.1e-15,</w:t>
       </w:r>
       <w:r>
         <w:t xml:space="preserve"> </w:t>
